--- a/6 term/english/All_texts.docx
+++ b/6 term/english/All_texts.docx
@@ -309,7 +309,7 @@
         <w:rPr>
           <w:rtl w:val="0"/>
         </w:rPr>
-        <w:t xml:space="preserve">Networks are always growing. They are getting faster and more secure. Wireless networks are more common now. In the future, networks will connect even more devices, like cars and smart homes.</w:t>
+        <w:t xml:space="preserve">Networks are always growing. They are getting faster and more secure. In the future, networks will connect even more devices, like cars and smart homes.</w:t>
       </w:r>
     </w:p>
     <w:p>
@@ -361,7 +361,7 @@
         <w:rPr>
           <w:rtl w:val="0"/>
         </w:rPr>
-        <w:t xml:space="preserve">There are different types of databases. Relational databases store data in tables with rows and columns. NoSQL databases can store data in many formats like documents or graphs. Each type works better for different needs.</w:t>
+        <w:t xml:space="preserve">There are different types of databases. Relational databases store data in tables with rows and columns. NoSQL databases can store data in many formats like documents or graphs.</w:t>
       </w:r>
     </w:p>
     <w:p>
@@ -385,19 +385,30 @@
         <w:rPr>
           <w:rtl w:val="0"/>
         </w:rPr>
-        <w:t xml:space="preserve">One challenge is keeping the data accurate and consistent. Another problem is backing up data to prevent loss. Large databases also require good design to avoid slow performance. Managing databases needs skilled professionals and special software.</w:t>
-      </w:r>
-    </w:p>
-    <w:p>
-      <w:pPr>
-        <w:spacing w:after="240" w:before="240" w:lineRule="auto"/>
-        <w:rPr/>
-      </w:pPr>
-      <w:r>
-        <w:rPr>
-          <w:rtl w:val="0"/>
-        </w:rPr>
-        <w:t xml:space="preserve">In conclusion, databases are important for big organizations. They store and organize data efficiently. But creating and managing them can be difficult because of size, speed, and security needs.</w:t>
+        <w:t xml:space="preserve">One challenge is keeping the data accurate. Another problem is backing up data to prevent loss. Large databases also require good design to avoid slow performance. Managing databases needs skilled professionals and special software.</w:t>
+      </w:r>
+    </w:p>
+    <w:p>
+      <w:pPr>
+        <w:spacing w:after="240" w:before="240" w:lineRule="auto"/>
+        <w:rPr/>
+      </w:pPr>
+      <w:r>
+        <w:rPr>
+          <w:rtl w:val="0"/>
+        </w:rPr>
+        <w:t xml:space="preserve">In conclusion, databases are important for big organizations. But creating and managing them can be difficult because of size, speed, and security needs.</w:t>
+      </w:r>
+    </w:p>
+    <w:p>
+      <w:pPr>
+        <w:spacing w:after="240" w:before="240" w:lineRule="auto"/>
+        <w:rPr/>
+      </w:pPr>
+      <w:r>
+        <w:rPr>
+          <w:rtl w:val="0"/>
+        </w:rPr>
       </w:r>
     </w:p>
     <w:p>
@@ -424,19 +435,19 @@
         <w:rPr>
           <w:rtl w:val="0"/>
         </w:rPr>
-        <w:t xml:space="preserve">Operating systems are software that manage computer hardware and programs. They help users interact with the computer easily. There are several types of operating systems for different devices.</w:t>
-      </w:r>
-    </w:p>
-    <w:p>
-      <w:pPr>
-        <w:spacing w:after="240" w:before="240" w:lineRule="auto"/>
-        <w:rPr/>
-      </w:pPr>
-      <w:r>
-        <w:rPr>
-          <w:rtl w:val="0"/>
-        </w:rPr>
-        <w:t xml:space="preserve">One type is desktop operating systems, like Windows, macOS, and Linux. They are good for personal computers and offer many programs. Another type is mobile operating systems, like Android and iOS. These are made for smartphones and tablets.</w:t>
+        <w:t xml:space="preserve">Operating systems are software that manage computer hardware and programs. They help users interact with the computer easily. </w:t>
+      </w:r>
+    </w:p>
+    <w:p>
+      <w:pPr>
+        <w:spacing w:after="240" w:lineRule="auto"/>
+        <w:rPr/>
+      </w:pPr>
+      <w:r>
+        <w:rPr>
+          <w:rtl w:val="0"/>
+        </w:rPr>
+        <w:t xml:space="preserve">There are several types of operating systems for different devices. One type is desktop operating systems, like Windows, macOS, and Linux. They are good for personal computers and offer many programs. Another type is mobile operating systems, like Android and iOS. These are made for smartphones and tablets.</w:t>
       </w:r>
     </w:p>
     <w:p>
@@ -472,48 +483,106 @@
         <w:rPr>
           <w:rtl w:val="0"/>
         </w:rPr>
-        <w:t xml:space="preserve">In conclusion, different operating systems fit different needs. Choosing the right one depends on the device and tasks. Each has strengths and weaknesses to consider.</w:t>
-      </w:r>
-    </w:p>
-    <w:p>
-      <w:pPr>
-        <w:spacing w:after="240" w:before="240" w:lineRule="auto"/>
-        <w:rPr/>
-      </w:pPr>
-      <w:r>
-        <w:rPr>
-          <w:rtl w:val="0"/>
-        </w:rPr>
-      </w:r>
-    </w:p>
-    <w:p>
-      <w:pPr>
-        <w:spacing w:after="240" w:before="240" w:lineRule="auto"/>
-        <w:rPr>
-          <w:b w:val="1"/>
-        </w:rPr>
-      </w:pPr>
-      <w:r>
-        <w:rPr>
-          <w:b w:val="1"/>
-          <w:rtl w:val="0"/>
-        </w:rPr>
-        <w:t xml:space="preserve">Тема Nº5: « BMSTU/ My department and my specialty (future professional career)/</w:t>
-      </w:r>
-    </w:p>
-    <w:p>
-      <w:pPr>
-        <w:spacing w:after="240" w:before="240" w:lineRule="auto"/>
-        <w:rPr>
-          <w:b w:val="1"/>
-        </w:rPr>
-      </w:pPr>
-      <w:r>
-        <w:rPr>
-          <w:b w:val="1"/>
-          <w:rtl w:val="0"/>
-        </w:rPr>
-        <w:t xml:space="preserve">My Major».</w:t>
+        <w:t xml:space="preserve">In conclusion, different operating systems fit different needs. Choosing the right one depends on the device and tasks. </w:t>
+      </w:r>
+    </w:p>
+    <w:p>
+      <w:pPr>
+        <w:spacing w:after="240" w:before="240" w:lineRule="auto"/>
+        <w:rPr/>
+      </w:pPr>
+      <w:r>
+        <w:rPr>
+          <w:rtl w:val="0"/>
+        </w:rPr>
+      </w:r>
+    </w:p>
+    <w:p>
+      <w:pPr>
+        <w:spacing w:after="240" w:before="240" w:lineRule="auto"/>
+        <w:rPr>
+          <w:b w:val="1"/>
+        </w:rPr>
+      </w:pPr>
+      <w:r>
+        <w:rPr>
+          <w:b w:val="1"/>
+          <w:rtl w:val="0"/>
+        </w:rPr>
+        <w:t xml:space="preserve">Тема Nº5: « BMSTU/ My department and my specialty (future professional career)/My Major».</w:t>
+      </w:r>
+    </w:p>
+    <w:p>
+      <w:pPr>
+        <w:spacing w:after="240" w:lineRule="auto"/>
+        <w:rPr/>
+      </w:pPr>
+      <w:r>
+        <w:rPr>
+          <w:rtl w:val="0"/>
+        </w:rPr>
+        <w:t xml:space="preserve">I study at Bauman Moscow State Technical University. My department is IU5, which focuses on computer science. My major is Informatics and Computer Engineering.</w:t>
+      </w:r>
+    </w:p>
+    <w:p>
+      <w:pPr>
+        <w:spacing w:after="240" w:before="240" w:lineRule="auto"/>
+        <w:rPr/>
+      </w:pPr>
+      <w:r>
+        <w:rPr>
+          <w:rtl w:val="0"/>
+        </w:rPr>
+        <w:t xml:space="preserve">This major includes both software and hardware. We study programming, algorithms, databases, and computer systems. It helps us understand how computers work and how to create new technologies.</w:t>
+      </w:r>
+    </w:p>
+    <w:p>
+      <w:pPr>
+        <w:spacing w:after="240" w:before="240" w:lineRule="auto"/>
+        <w:rPr/>
+      </w:pPr>
+      <w:r>
+        <w:rPr>
+          <w:rtl w:val="0"/>
+        </w:rPr>
+        <w:t xml:space="preserve">I already work as a backend developer. I write server-side code using the Go programming language. My job is to create the backend part of web services.</w:t>
+      </w:r>
+    </w:p>
+    <w:p>
+      <w:pPr>
+        <w:spacing w:after="240" w:before="240" w:lineRule="auto"/>
+        <w:rPr/>
+      </w:pPr>
+      <w:r>
+        <w:rPr>
+          <w:rtl w:val="0"/>
+        </w:rPr>
+        <w:t xml:space="preserve">I also write firmware for MultiSIM CPE devices. These devices connect to the internet using different mobile networks. The firmware controls how these devices work.</w:t>
+      </w:r>
+    </w:p>
+    <w:p>
+      <w:pPr>
+        <w:spacing w:after="240" w:before="240" w:lineRule="auto"/>
+        <w:rPr/>
+      </w:pPr>
+      <w:r>
+        <w:rPr>
+          <w:rtl w:val="0"/>
+        </w:rPr>
+        <w:t xml:space="preserve">My work combines programming, networking, and system design. I use the knowledge from my university in real projects. In the future, I want to grow as a backend engineer and work on large-scale systems.</w:t>
+      </w:r>
+    </w:p>
+    <w:p>
+      <w:pPr>
+        <w:spacing w:after="240" w:before="240" w:lineRule="auto"/>
+        <w:rPr>
+          <w:b w:val="1"/>
+        </w:rPr>
+      </w:pPr>
+      <w:r>
+        <w:rPr>
+          <w:rtl w:val="0"/>
+        </w:rPr>
       </w:r>
     </w:p>
     <w:p>
@@ -554,6 +623,18 @@
         <w:rPr>
           <w:rtl w:val="0"/>
         </w:rPr>
+        <w:t xml:space="preserve">There are different types of software. System software includes the operating system and tools that help run the computer. Application software includes programs like word processors, games, and web browsers.</w:t>
+      </w:r>
+    </w:p>
+    <w:p>
+      <w:pPr>
+        <w:spacing w:after="240" w:before="240" w:lineRule="auto"/>
+        <w:rPr/>
+      </w:pPr>
+      <w:r>
+        <w:rPr>
+          <w:rtl w:val="0"/>
+        </w:rPr>
         <w:t xml:space="preserve">An operating system is a special software. It controls the computer’s hardware and manages other software. Without an operating system, the computer cannot work properly.</w:t>
       </w:r>
     </w:p>
@@ -566,31 +647,7 @@
         <w:rPr>
           <w:rtl w:val="0"/>
         </w:rPr>
-        <w:t xml:space="preserve">There are different types of software. System software includes the operating system and tools that help run the computer. Application software includes programs like word processors, games, and web browsers.</w:t>
-      </w:r>
-    </w:p>
-    <w:p>
-      <w:pPr>
-        <w:spacing w:after="240" w:before="240" w:lineRule="auto"/>
-        <w:rPr/>
-      </w:pPr>
-      <w:r>
-        <w:rPr>
-          <w:rtl w:val="0"/>
-        </w:rPr>
         <w:t xml:space="preserve">Operating systems manage files, memory, and devices like printers and keyboards. They also provide a user interface, so people can interact with the computer easily.</w:t>
-      </w:r>
-    </w:p>
-    <w:p>
-      <w:pPr>
-        <w:spacing w:after="240" w:before="240" w:lineRule="auto"/>
-        <w:rPr/>
-      </w:pPr>
-      <w:r>
-        <w:rPr>
-          <w:rtl w:val="0"/>
-        </w:rPr>
-        <w:t xml:space="preserve">Popular operating systems are Windows, macOS, Linux, Android, and iOS. Each has different features and works on different devices.</w:t>
       </w:r>
     </w:p>
     <w:p>
@@ -682,7 +739,7 @@
     <w:name w:val="normal"/>
   </w:style>
   <w:style w:type="table" w:styleId="TableNormal" w:default="1">
-    <w:name w:val="Table Normal"/>
+    <w:name w:val="TableNormal"/>
   </w:style>
   <w:style w:type="paragraph" w:styleId="Heading1">
     <w:name w:val="heading 1"/>
